--- a/IS_Deteckt_Response/T1036_Masquerading/docs/T1036_Masquerading(csrss).docx
+++ b/IS_Deteckt_Response/T1036_Masquerading/docs/T1036_Masquerading(csrss).docx
@@ -1401,7 +1401,29 @@
             <w:szCs w:val="24"/>
             <w:lang w:val="en-US"/>
           </w:rPr>
-          <w:t>\\host_name\c$\Program Files (x86)\csrss\csrss2\csrss.exe</w:t>
+          <w:t>\\host_name\c$\Program Files (x86)\</w:t>
+        </w:r>
+        <w:proofErr w:type="spellStart"/>
+        <w:r>
+          <w:rPr>
+            <w:rStyle w:val="a3"/>
+            <w:rFonts w:ascii="Times New Roman" w:hAnsi="Times New Roman" w:cs="Times New Roman"/>
+            <w:sz w:val="24"/>
+            <w:szCs w:val="24"/>
+            <w:lang w:val="en-US"/>
+          </w:rPr>
+          <w:t>csrss</w:t>
+        </w:r>
+        <w:proofErr w:type="spellEnd"/>
+        <w:r>
+          <w:rPr>
+            <w:rStyle w:val="a3"/>
+            <w:rFonts w:ascii="Times New Roman" w:hAnsi="Times New Roman" w:cs="Times New Roman"/>
+            <w:sz w:val="24"/>
+            <w:szCs w:val="24"/>
+            <w:lang w:val="en-US"/>
+          </w:rPr>
+          <w:t>\csrss2\csrss.exe</w:t>
         </w:r>
       </w:hyperlink>
     </w:p>
@@ -1615,17 +1637,14 @@
       </w:pPr>
       <w:r>
         <w:rPr>
-          <w:rFonts w:ascii="Times New Roman" w:hAnsi="Times New Roman" w:cs="Times New Roman"/>
           <w:noProof/>
-          <w:sz w:val="24"/>
-          <w:szCs w:val="24"/>
           <w:lang w:eastAsia="ru-RU"/>
         </w:rPr>
         <w:drawing>
-          <wp:inline distT="0" distB="0" distL="0" distR="0" wp14:anchorId="0F99F375" wp14:editId="6C974495">
-            <wp:extent cx="5940425" cy="1203325"/>
-            <wp:effectExtent l="0" t="0" r="3175" b="0"/>
-            <wp:docPr id="5" name="Рисунок 5"/>
+          <wp:inline distT="0" distB="0" distL="0" distR="0" wp14:anchorId="6CA5A065" wp14:editId="616770FA">
+            <wp:extent cx="5940425" cy="1199515"/>
+            <wp:effectExtent l="0" t="0" r="3175" b="635"/>
+            <wp:docPr id="2" name="Рисунок 2"/>
             <wp:cNvGraphicFramePr>
               <a:graphicFrameLocks xmlns:a="http://schemas.openxmlformats.org/drawingml/2006/main" noChangeAspect="1"/>
             </wp:cNvGraphicFramePr>
@@ -1645,7 +1664,7 @@
                   <pic:spPr>
                     <a:xfrm>
                       <a:off x="0" y="0"/>
-                      <a:ext cx="5940425" cy="1203325"/>
+                      <a:ext cx="5940425" cy="1199515"/>
                     </a:xfrm>
                     <a:prstGeom prst="rect">
                       <a:avLst/>
@@ -1657,6 +1676,8 @@
           </wp:inline>
         </w:drawing>
       </w:r>
+      <w:bookmarkStart w:id="0" w:name="_GoBack"/>
+      <w:bookmarkEnd w:id="0"/>
     </w:p>
     <w:p>
       <w:pPr>
@@ -3357,7 +3378,6 @@
           <w:lang w:val="en-US"/>
         </w:rPr>
       </w:pPr>
-      <w:bookmarkStart w:id="0" w:name="_GoBack"/>
       <w:r>
         <w:rPr>
           <w:noProof/>
@@ -3399,7 +3419,6 @@
           </wp:inline>
         </w:drawing>
       </w:r>
-      <w:bookmarkEnd w:id="0"/>
     </w:p>
     <w:p>
       <w:pPr>
